--- a/DMML_Assignment_Report.docx
+++ b/DMML_Assignment_Report.docx
@@ -332,12 +332,21 @@
         <w:pStyle w:val="BodyText"/>
       </w:pPr>
       <w:r>
-        <w:t>This assignment demonstrates the implementation of MLflow-based experiment tracking and DagsHub centralized MLflow integration for collaborative machine learning workflows. The project focuses on training and evaluating heart disease prediction models while tracking hyperparameters, metrics, artifacts, and model versions in both local and remote MLflow environments.</w:t>
+        <w:t xml:space="preserve">This assignment demonstrates the implementation of MLflow-based experiment tracking and DagsHub centralized MLflow integration for collaborative machine learning workflows. The project focuses on training and evaluating heart disease prediction models while tracking hyperparameters, metrics, artifacts, and model versions in both local and remote </w:t>
+      </w:r>
+      <w:proofErr w:type="spellStart"/>
+      <w:r>
+        <w:t>MLflow</w:t>
+      </w:r>
+      <w:proofErr w:type="spellEnd"/>
+      <w:r>
+        <w:t xml:space="preserve"> environments.</w:t>
       </w:r>
     </w:p>
     <w:p>
       <w:pPr>
         <w:pStyle w:val="Heading1"/>
+        <w:spacing w:before="0"/>
       </w:pPr>
       <w:r>
         <w:t>2. Objectives</w:t>
@@ -386,6 +395,7 @@
     <w:p>
       <w:pPr>
         <w:pStyle w:val="ListBullet"/>
+        <w:spacing w:before="240" w:after="0"/>
       </w:pPr>
       <w:r>
         <w:t>Compare multiple machine learning configurations and performance.</w:t>
@@ -393,7 +403,19 @@
     </w:p>
     <w:p>
       <w:pPr>
+        <w:pStyle w:val="ListBullet"/>
+        <w:numPr>
+          <w:ilvl w:val="0"/>
+          <w:numId w:val="0"/>
+        </w:numPr>
+        <w:spacing w:before="240" w:after="0"/>
+        <w:ind w:left="360"/>
+      </w:pPr>
+    </w:p>
+    <w:p>
+      <w:pPr>
         <w:pStyle w:val="Heading1"/>
+        <w:spacing w:before="0"/>
       </w:pPr>
       <w:r>
         <w:t>3. Dataset Information</w:t>
@@ -413,15 +435,21 @@
         <w:tblLook w:val="04A0" w:firstRow="1" w:lastRow="0" w:firstColumn="1" w:lastColumn="0" w:noHBand="0" w:noVBand="1"/>
       </w:tblPr>
       <w:tblGrid>
-        <w:gridCol w:w="4320"/>
-        <w:gridCol w:w="4320"/>
+        <w:gridCol w:w="4027"/>
+        <w:gridCol w:w="4027"/>
       </w:tblGrid>
       <w:tr>
+        <w:trPr>
+          <w:trHeight w:val="286"/>
+        </w:trPr>
         <w:tc>
           <w:tcPr>
-            <w:tcW w:w="4320" w:type="dxa"/>
+            <w:tcW w:w="4027" w:type="dxa"/>
           </w:tcPr>
           <w:p>
+            <w:pPr>
+              <w:spacing w:line="240" w:lineRule="auto"/>
+            </w:pPr>
             <w:r>
               <w:t>Attribute</w:t>
             </w:r>
@@ -429,9 +457,12 @@
         </w:tc>
         <w:tc>
           <w:tcPr>
-            <w:tcW w:w="4320" w:type="dxa"/>
+            <w:tcW w:w="4027" w:type="dxa"/>
           </w:tcPr>
           <w:p>
+            <w:pPr>
+              <w:spacing w:line="240" w:lineRule="auto"/>
+            </w:pPr>
             <w:r>
               <w:t>Details</w:t>
             </w:r>
@@ -439,11 +470,17 @@
         </w:tc>
       </w:tr>
       <w:tr>
+        <w:trPr>
+          <w:trHeight w:val="286"/>
+        </w:trPr>
         <w:tc>
           <w:tcPr>
-            <w:tcW w:w="4320" w:type="dxa"/>
+            <w:tcW w:w="4027" w:type="dxa"/>
           </w:tcPr>
           <w:p>
+            <w:pPr>
+              <w:spacing w:line="240" w:lineRule="auto"/>
+            </w:pPr>
             <w:r>
               <w:t>Dataset Source</w:t>
             </w:r>
@@ -451,9 +488,12 @@
         </w:tc>
         <w:tc>
           <w:tcPr>
-            <w:tcW w:w="4320" w:type="dxa"/>
+            <w:tcW w:w="4027" w:type="dxa"/>
           </w:tcPr>
           <w:p>
+            <w:pPr>
+              <w:spacing w:line="240" w:lineRule="auto"/>
+            </w:pPr>
             <w:r>
               <w:t>UCI Machine Learning Repository</w:t>
             </w:r>
@@ -461,11 +501,17 @@
         </w:tc>
       </w:tr>
       <w:tr>
+        <w:trPr>
+          <w:trHeight w:val="286"/>
+        </w:trPr>
         <w:tc>
           <w:tcPr>
-            <w:tcW w:w="4320" w:type="dxa"/>
+            <w:tcW w:w="4027" w:type="dxa"/>
           </w:tcPr>
           <w:p>
+            <w:pPr>
+              <w:spacing w:line="240" w:lineRule="auto"/>
+            </w:pPr>
             <w:r>
               <w:t>Problem Type</w:t>
             </w:r>
@@ -473,9 +519,12 @@
         </w:tc>
         <w:tc>
           <w:tcPr>
-            <w:tcW w:w="4320" w:type="dxa"/>
+            <w:tcW w:w="4027" w:type="dxa"/>
           </w:tcPr>
           <w:p>
+            <w:pPr>
+              <w:spacing w:line="240" w:lineRule="auto"/>
+            </w:pPr>
             <w:r>
               <w:t>Binary Classification</w:t>
             </w:r>
@@ -483,11 +532,17 @@
         </w:tc>
       </w:tr>
       <w:tr>
+        <w:trPr>
+          <w:trHeight w:val="286"/>
+        </w:trPr>
         <w:tc>
           <w:tcPr>
-            <w:tcW w:w="4320" w:type="dxa"/>
+            <w:tcW w:w="4027" w:type="dxa"/>
           </w:tcPr>
           <w:p>
+            <w:pPr>
+              <w:spacing w:line="240" w:lineRule="auto"/>
+            </w:pPr>
             <w:r>
               <w:t>Target Variable</w:t>
             </w:r>
@@ -495,9 +550,12 @@
         </w:tc>
         <w:tc>
           <w:tcPr>
-            <w:tcW w:w="4320" w:type="dxa"/>
+            <w:tcW w:w="4027" w:type="dxa"/>
           </w:tcPr>
           <w:p>
+            <w:pPr>
+              <w:spacing w:line="240" w:lineRule="auto"/>
+            </w:pPr>
             <w:r>
               <w:t>Heart Disease Presence</w:t>
             </w:r>
@@ -505,11 +563,17 @@
         </w:tc>
       </w:tr>
       <w:tr>
+        <w:trPr>
+          <w:trHeight w:val="286"/>
+        </w:trPr>
         <w:tc>
           <w:tcPr>
-            <w:tcW w:w="4320" w:type="dxa"/>
+            <w:tcW w:w="4027" w:type="dxa"/>
           </w:tcPr>
           <w:p>
+            <w:pPr>
+              <w:spacing w:line="240" w:lineRule="auto"/>
+            </w:pPr>
             <w:r>
               <w:t>Preprocessing</w:t>
             </w:r>
@@ -517,9 +581,12 @@
         </w:tc>
         <w:tc>
           <w:tcPr>
-            <w:tcW w:w="4320" w:type="dxa"/>
+            <w:tcW w:w="4027" w:type="dxa"/>
           </w:tcPr>
           <w:p>
+            <w:pPr>
+              <w:spacing w:line="240" w:lineRule="auto"/>
+            </w:pPr>
             <w:r>
               <w:t>Scaling, Encoding, Train-Test Split</w:t>
             </w:r>
@@ -530,6 +597,7 @@
     <w:p>
       <w:pPr>
         <w:pStyle w:val="Heading1"/>
+        <w:spacing w:before="0"/>
       </w:pPr>
       <w:r>
         <w:t>4. Folder Structure</w:t>
@@ -537,7 +605,6 @@
     </w:p>
     <w:p>
       <w:r>
-        <w:br/>
         <w:t>DMML-Assignment/</w:t>
       </w:r>
       <w:r>
@@ -578,9 +645,6 @@
       </w:r>
       <w:r>
         <w:br/>
-      </w:r>
-      <w:r>
-        <w:lastRenderedPageBreak/>
         <w:t>├── artifacts/</w:t>
       </w:r>
       <w:r>
@@ -604,6 +668,7 @@
         <w:pStyle w:val="Heading1"/>
       </w:pPr>
       <w:r>
+        <w:lastRenderedPageBreak/>
         <w:t>5. Workflow Explanation</w:t>
       </w:r>
     </w:p>
@@ -724,7 +789,6 @@
         <w:rPr>
           <w:noProof/>
         </w:rPr>
-        <w:lastRenderedPageBreak/>
         <w:drawing>
           <wp:inline distT="0" distB="0" distL="0" distR="0" wp14:anchorId="15FC0D77" wp14:editId="12200A95">
             <wp:extent cx="3512353" cy="2519813"/>
@@ -767,6 +831,7 @@
         <w:pStyle w:val="Heading2"/>
       </w:pPr>
       <w:r>
+        <w:lastRenderedPageBreak/>
         <w:t>5.2 Local MLflow Tracking</w:t>
       </w:r>
     </w:p>
@@ -921,7 +986,6 @@
         <w:pStyle w:val="Heading2"/>
       </w:pPr>
       <w:r>
-        <w:lastRenderedPageBreak/>
         <w:t>5.3 DagsHub MLflow Tracking</w:t>
       </w:r>
     </w:p>
@@ -1014,6 +1078,7 @@
         <w:pStyle w:val="Heading2"/>
       </w:pPr>
       <w:r>
+        <w:lastRenderedPageBreak/>
         <w:t>5.4 Model Loading and Prediction</w:t>
       </w:r>
     </w:p>
@@ -1080,7 +1145,6 @@
         <w:rPr>
           <w:noProof/>
         </w:rPr>
-        <w:lastRenderedPageBreak/>
         <w:drawing>
           <wp:inline distT="0" distB="0" distL="0" distR="0" wp14:anchorId="7124FF37" wp14:editId="79CC3334">
             <wp:extent cx="5486400" cy="4135120"/>
@@ -1238,6 +1302,7 @@
         <w:pStyle w:val="Heading1"/>
       </w:pPr>
       <w:r>
+        <w:lastRenderedPageBreak/>
         <w:t>7. Experiment Tracking Components</w:t>
       </w:r>
     </w:p>
@@ -1307,7 +1372,6 @@
           <w:b/>
           <w:bCs/>
         </w:rPr>
-        <w:lastRenderedPageBreak/>
         <w:t>DagsHub</w:t>
       </w:r>
       <w:proofErr w:type="spellEnd"/>
@@ -1664,6 +1728,7 @@
         <w:pStyle w:val="Heading1"/>
       </w:pPr>
       <w:r>
+        <w:lastRenderedPageBreak/>
         <w:t>11. Learning Outcomes</w:t>
       </w:r>
     </w:p>
@@ -1720,11 +1785,7 @@
         <w:pStyle w:val="BodyText"/>
       </w:pPr>
       <w:r>
-        <w:t xml:space="preserve">This project successfully demonstrates a complete experiment tracking workflow using MLflow and DagsHub. The implementation highlights best practices for reproducible </w:t>
-      </w:r>
-      <w:r>
-        <w:lastRenderedPageBreak/>
-        <w:t>machine learning experimentation, centralized collaboration, model versioning, and artifact management.</w:t>
+        <w:t>This project successfully demonstrates a complete experiment tracking workflow using MLflow and DagsHub. The implementation highlights best practices for reproducible machine learning experimentation, centralized collaboration, model versioning, and artifact management.</w:t>
       </w:r>
     </w:p>
     <w:sectPr>
